--- a/Volume 1/Chapter 03 - File Handling/SPA_Vol1_Ch3_Lesson3_19a_File_Handling_Errors_EXTENDED.docx
+++ b/Volume 1/Chapter 03 - File Handling/SPA_Vol1_Ch3_Lesson3_19a_File_Handling_Errors_EXTENDED.docx
@@ -1032,7 +1032,7 @@
         <w:keepNext/>
       </w:pPr>
       <w:r>
-        <w:t>Save each file from this lesson into the matching path in the project layout. As in Chapter 1, notepad .\rust\Cargo.toml creates and opens one: choose Yes, type the file, save it with Ctrl+S, and close Notepad. Then install forge-std, Foundry's standard library, into the Solidity project. Linux Assembly runs in WSL or on a Linux computer.</w:t>
+        <w:t>Next, let the tools create the Rust and Solidity projects. Remember, Cargo.toml describes the project: cargo init .\rust writes it, with a starter program, src\main.rs. This lesson's programs live in src\bin, one file per program, so Remove-Item deletes the starter. Remember, forge init makes the Solidity project: --no-git and --offline work as in Chapter 1, --empty leaves out forge's example contracts, and --force lets it fill the solidity folder, which already holds the empty folders made above.</w:t>
       </w:r>
     </w:p>
     <w:p>
@@ -1046,6 +1046,144 @@
         <w:keepNext/>
       </w:pPr>
       <w:r>
+        <w:t>cargo init .\rust --name file_errors --vcs none</w:t>
+      </w:r>
+    </w:p>
+    <w:p>
+      <w:pPr>
+        <w:pStyle w:val="CommandBlock"/>
+        <w:keepNext/>
+      </w:pPr>
+      <w:r>
+        <w:t>Remove-Item .\rust\src\main.rs</w:t>
+      </w:r>
+    </w:p>
+    <w:p>
+      <w:pPr>
+        <w:pStyle w:val="CommandBlock"/>
+      </w:pPr>
+      <w:r>
+        <w:t>forge init .\solidity --empty --no-git --offline --force</w:t>
+      </w:r>
+    </w:p>
+    <w:p>
+      <w:pPr>
+        <w:keepNext/>
+      </w:pPr>
+    </w:p>
+    <w:p>
+      <w:r>
+        <w:t>Then type the Solidity project's settings over the foundry.toml that forge init wrote. foundry.toml is the same as in Lesson 3.3a: fs_permissions gives read-write access to the lesson folder, which every cheatcode here needs, and nothing else. notepad .\solidity\foundry.toml opens the file: replace its text with the file below, save it with Ctrl+S, and close Notepad.</w:t>
+      </w:r>
+    </w:p>
+    <w:p>
+      <w:pPr>
+        <w:keepNext/>
+      </w:pPr>
+    </w:p>
+    <w:p>
+      <w:pPr>
+        <w:pStyle w:val="Heading3"/>
+      </w:pPr>
+      <w:r>
+        <w:t>solidity/foundry.toml</w:t>
+      </w:r>
+    </w:p>
+    <w:p>
+      <w:pPr>
+        <w:pStyle w:val="SourceCode"/>
+        <w:keepNext/>
+      </w:pPr>
+      <w:r>
+        <w:t>[profile.default]</w:t>
+      </w:r>
+    </w:p>
+    <w:p>
+      <w:pPr>
+        <w:pStyle w:val="SourceCode"/>
+        <w:keepNext/>
+      </w:pPr>
+      <w:r>
+        <w:t># The scripts in script/ are the only Solidity sources in this project.</w:t>
+      </w:r>
+    </w:p>
+    <w:p>
+      <w:pPr>
+        <w:pStyle w:val="SourceCode"/>
+        <w:keepNext/>
+      </w:pPr>
+      <w:r>
+        <w:t>src = "script"</w:t>
+      </w:r>
+    </w:p>
+    <w:p>
+      <w:pPr>
+        <w:pStyle w:val="SourceCode"/>
+        <w:keepNext/>
+      </w:pPr>
+      <w:r>
+        <w:t># forge install puts forge-std in lib/.</w:t>
+      </w:r>
+    </w:p>
+    <w:p>
+      <w:pPr>
+        <w:pStyle w:val="SourceCode"/>
+        <w:keepNext/>
+      </w:pPr>
+      <w:r>
+        <w:t>libs = ["lib"]</w:t>
+      </w:r>
+    </w:p>
+    <w:p>
+      <w:pPr>
+        <w:pStyle w:val="SourceCode"/>
+        <w:keepNext/>
+      </w:pPr>
+      <w:r>
+        <w:t># The file cheatcodes may read and write only inside the lesson folder,</w:t>
+      </w:r>
+    </w:p>
+    <w:p>
+      <w:pPr>
+        <w:pStyle w:val="SourceCode"/>
+        <w:keepNext/>
+      </w:pPr>
+      <w:r>
+        <w:t># the folder above the project root ("../"), and nowhere else.</w:t>
+      </w:r>
+    </w:p>
+    <w:p>
+      <w:pPr>
+        <w:pStyle w:val="SourceCode"/>
+      </w:pPr>
+      <w:r>
+        <w:t>fs_permissions = [{ access = "read-write", path = "../" }]</w:t>
+      </w:r>
+    </w:p>
+    <w:p>
+      <w:pPr>
+        <w:keepNext/>
+      </w:pPr>
+    </w:p>
+    <w:p>
+      <w:pPr>
+        <w:keepNext/>
+      </w:pPr>
+      <w:r>
+        <w:t>Then install forge-std, Foundry's standard library, into the Solidity project. Linux Assembly runs in WSL or on a Linux computer.</w:t>
+      </w:r>
+    </w:p>
+    <w:p>
+      <w:pPr>
+        <w:keepNext/>
+      </w:pPr>
+    </w:p>
+    <w:p>
+      <w:pPr>
+        <w:pStyle w:val="CommandBlock"/>
+        <w:keepNext/>
+      </w:pPr>
+      <w:r>
         <w:t>Push-Location .\solidity</w:t>
       </w:r>
     </w:p>
@@ -1072,6 +1210,16 @@
       </w:pPr>
     </w:p>
     <w:p>
+      <w:r>
+        <w:t>You save each source file in its language's section below, as each is shown. As in Chapter 1, notepad .\rust\src\bin\basic_file_errors.rs creates and opens one: choose Yes, type the file, save it with Ctrl+S, and close Notepad.</w:t>
+      </w:r>
+    </w:p>
+    <w:p>
+      <w:pPr>
+        <w:keepNext/>
+      </w:pPr>
+    </w:p>
+    <w:p>
       <w:pPr>
         <w:keepNext/>
       </w:pPr>
@@ -1133,7 +1281,7 @@
         <w:keepNext/>
       </w:pPr>
       <w:r>
-        <w:t>Save each file from this lesson into the matching path in the project layout. As in Chapter 1, nano ./rust/Cargo.toml creates and opens one: type the file, then save and close it with Ctrl+O, Enter, then Ctrl+X. Then install forge-std.</w:t>
+        <w:t>Then create the Rust and Solidity projects with the same commands as on Windows; rm deletes the starter main.rs.</w:t>
       </w:r>
     </w:p>
     <w:p>
@@ -1144,9 +1292,63 @@
     <w:p>
       <w:pPr>
         <w:pStyle w:val="CommandBlock"/>
+        <w:keepNext/>
+      </w:pPr>
+      <w:r>
+        <w:t>cargo init ./rust --name file_errors --vcs none</w:t>
+      </w:r>
+    </w:p>
+    <w:p>
+      <w:pPr>
+        <w:pStyle w:val="CommandBlock"/>
+        <w:keepNext/>
+      </w:pPr>
+      <w:r>
+        <w:t>rm ./rust/src/main.rs</w:t>
+      </w:r>
+    </w:p>
+    <w:p>
+      <w:pPr>
+        <w:pStyle w:val="CommandBlock"/>
+      </w:pPr>
+      <w:r>
+        <w:t>forge init ./solidity --empty --no-git --offline --force</w:t>
+      </w:r>
+    </w:p>
+    <w:p>
+      <w:pPr>
+        <w:keepNext/>
+      </w:pPr>
+    </w:p>
+    <w:p>
+      <w:pPr>
+        <w:keepNext/>
+      </w:pPr>
+      <w:r>
+        <w:t>Type solidity/foundry.toml exactly as shown in the Windows setup, over the file forge init wrote. Then install forge-std.</w:t>
+      </w:r>
+    </w:p>
+    <w:p>
+      <w:pPr>
+        <w:keepNext/>
+      </w:pPr>
+    </w:p>
+    <w:p>
+      <w:pPr>
+        <w:pStyle w:val="CommandBlock"/>
       </w:pPr>
       <w:r>
         <w:t>(cd ./solidity &amp;&amp; forge install foundry-rs/forge-std@v1.16.2 --no-git)</w:t>
+      </w:r>
+    </w:p>
+    <w:p>
+      <w:pPr>
+        <w:keepNext/>
+      </w:pPr>
+    </w:p>
+    <w:p>
+      <w:r>
+        <w:t>You save each source file in its language's section below, as each is shown. As in Chapter 1, nano ./rust/src/bin/basic_file_errors.rs creates and opens one: type the file, then save and close it with Ctrl+O, Enter, then Ctrl+X.</w:t>
       </w:r>
     </w:p>
     <w:p>
@@ -26914,7 +27116,7 @@
     </w:p>
     <w:p>
       <w:r>
-        <w:t>Cargo.toml names this lesson's package, file_errors, and its two programs; it needs no crates. foundry.toml is the same as in Lesson 3.3a: fs_permissions gives read-write access to the lesson folder, which every cheatcode here needs, and nothing else.</w:t>
+        <w:t>This is the file the setup commands wrote, shown here so you can check yours. Cargo.toml names this lesson's package, file_errors, and its two programs; it needs no crates. cargo init does not write the comment lines, which are this lesson's notes about the file, and yours ends with an empty [dependencies] heading; the blank lines may differ.</w:t>
       </w:r>
     </w:p>
     <w:p>
@@ -26992,95 +27194,6 @@
       </w:pPr>
       <w:r>
         <w:t># file_errors.</w:t>
-      </w:r>
-    </w:p>
-    <w:p>
-      <w:pPr>
-        <w:keepNext/>
-      </w:pPr>
-    </w:p>
-    <w:p>
-      <w:pPr>
-        <w:keepNext/>
-      </w:pPr>
-    </w:p>
-    <w:p>
-      <w:pPr>
-        <w:pStyle w:val="Heading2"/>
-      </w:pPr>
-      <w:r>
-        <w:t>solidity/foundry.toml</w:t>
-      </w:r>
-    </w:p>
-    <w:p>
-      <w:pPr>
-        <w:pStyle w:val="SourceCode"/>
-        <w:keepNext/>
-      </w:pPr>
-      <w:r>
-        <w:t>[profile.default]</w:t>
-      </w:r>
-    </w:p>
-    <w:p>
-      <w:pPr>
-        <w:pStyle w:val="SourceCode"/>
-        <w:keepNext/>
-      </w:pPr>
-      <w:r>
-        <w:t># The scripts in script/ are the only Solidity sources in this project.</w:t>
-      </w:r>
-    </w:p>
-    <w:p>
-      <w:pPr>
-        <w:pStyle w:val="SourceCode"/>
-        <w:keepNext/>
-      </w:pPr>
-      <w:r>
-        <w:t>src = "script"</w:t>
-      </w:r>
-    </w:p>
-    <w:p>
-      <w:pPr>
-        <w:pStyle w:val="SourceCode"/>
-        <w:keepNext/>
-      </w:pPr>
-      <w:r>
-        <w:t># forge install puts forge-std in lib/.</w:t>
-      </w:r>
-    </w:p>
-    <w:p>
-      <w:pPr>
-        <w:pStyle w:val="SourceCode"/>
-        <w:keepNext/>
-      </w:pPr>
-      <w:r>
-        <w:t>libs = ["lib"]</w:t>
-      </w:r>
-    </w:p>
-    <w:p>
-      <w:pPr>
-        <w:pStyle w:val="SourceCode"/>
-        <w:keepNext/>
-      </w:pPr>
-      <w:r>
-        <w:t># The file cheatcodes may read and write only inside the lesson folder,</w:t>
-      </w:r>
-    </w:p>
-    <w:p>
-      <w:pPr>
-        <w:pStyle w:val="SourceCode"/>
-        <w:keepNext/>
-      </w:pPr>
-      <w:r>
-        <w:t># the folder above the project root ("../"), and nowhere else.</w:t>
-      </w:r>
-    </w:p>
-    <w:p>
-      <w:pPr>
-        <w:pStyle w:val="SourceCode"/>
-      </w:pPr>
-      <w:r>
-        <w:t>fs_permissions = [{ access = "read-write", path = "../" }]</w:t>
       </w:r>
     </w:p>
     <w:p>
@@ -28259,31 +28372,31 @@
       </w:rPr>
     </w:lvl>
   </w:abstractNum>
-  <w:num w:numId="1" w16cid:durableId="1970621584">
+  <w:num w:numId="1" w16cid:durableId="488448658">
     <w:abstractNumId w:val="8"/>
   </w:num>
-  <w:num w:numId="2" w16cid:durableId="1110933100">
+  <w:num w:numId="2" w16cid:durableId="2138721517">
     <w:abstractNumId w:val="6"/>
   </w:num>
-  <w:num w:numId="3" w16cid:durableId="1934783386">
+  <w:num w:numId="3" w16cid:durableId="1549609785">
     <w:abstractNumId w:val="5"/>
   </w:num>
-  <w:num w:numId="4" w16cid:durableId="729308413">
+  <w:num w:numId="4" w16cid:durableId="1406143113">
     <w:abstractNumId w:val="4"/>
   </w:num>
-  <w:num w:numId="5" w16cid:durableId="1251114093">
+  <w:num w:numId="5" w16cid:durableId="1485926776">
     <w:abstractNumId w:val="7"/>
   </w:num>
-  <w:num w:numId="6" w16cid:durableId="1747071787">
+  <w:num w:numId="6" w16cid:durableId="1179656804">
     <w:abstractNumId w:val="3"/>
   </w:num>
-  <w:num w:numId="7" w16cid:durableId="669598699">
+  <w:num w:numId="7" w16cid:durableId="1001857031">
     <w:abstractNumId w:val="2"/>
   </w:num>
-  <w:num w:numId="8" w16cid:durableId="1793554472">
+  <w:num w:numId="8" w16cid:durableId="99187894">
     <w:abstractNumId w:val="1"/>
   </w:num>
-  <w:num w:numId="9" w16cid:durableId="527450253">
+  <w:num w:numId="9" w16cid:durableId="86269068">
     <w:abstractNumId w:val="0"/>
   </w:num>
 </w:numbering>
